--- a/downloads/student/Unit 02/Handout 02.14 - Venture Risk Cards.docx
+++ b/downloads/student/Unit 02/Handout 02.14 - Venture Risk Cards.docx
@@ -338,7 +338,7 @@
         <w:pStyle w:val="BodyText"/>
       </w:pPr>
       <w:r>
-        <w:t xml:space="preserve">Starting prices are the Fortune Street starting values from Sal’s README.</w:t>
+        <w:t xml:space="preserve">Starting prices are the Fortune Street starting values from the ClassroomStreet setup files.</w:t>
       </w:r>
     </w:p>
     <w:sectPr>
